--- a/lab1 AI Use Declaration Form.docx
+++ b/lab1 AI Use Declaration Form.docx
@@ -193,7 +193,32 @@
         <w:rPr>
           <w:rFonts w:ascii="Times New Roman" w:hAnsi="Times New Roman" w:cs="Times New Roman"/>
         </w:rPr>
-        <w:t xml:space="preserve"> ___________________________________________</w:t>
+        <w:t xml:space="preserve"> _______________________________</w:t>
+      </w:r>
+      <w:r>
+        <w:rPr>
+          <w:rFonts w:ascii="Times New Roman" w:hAnsi="Times New Roman" w:cs="Times New Roman"/>
+        </w:rPr>
+        <w:t>20</w:t>
+      </w:r>
+      <w:r>
+        <w:rPr>
+          <w:rFonts w:ascii="Times New Roman" w:hAnsi="Times New Roman" w:cs="Times New Roman"/>
+          <w:vertAlign w:val="superscript"/>
+        </w:rPr>
+        <w:t>th</w:t>
+      </w:r>
+      <w:r>
+        <w:rPr>
+          <w:rFonts w:ascii="Times New Roman" w:hAnsi="Times New Roman" w:cs="Times New Roman"/>
+        </w:rPr>
+        <w:t xml:space="preserve"> June,2026</w:t>
+      </w:r>
+      <w:r>
+        <w:rPr>
+          <w:rFonts w:ascii="Times New Roman" w:hAnsi="Times New Roman" w:cs="Times New Roman"/>
+        </w:rPr>
+        <w:t>____________</w:t>
       </w:r>
       <w:r>
         <w:rPr>
@@ -319,6 +344,14 @@
                 <w:bCs/>
               </w:rPr>
             </w:pPr>
+            <w:r>
+              <w:rPr>
+                <w:rFonts w:ascii="Times New Roman" w:hAnsi="Times New Roman" w:cs="Times New Roman"/>
+                <w:b/>
+                <w:bCs/>
+              </w:rPr>
+              <w:t>yes</w:t>
+            </w:r>
           </w:p>
         </w:tc>
       </w:tr>
@@ -361,7 +394,25 @@
               <w:rPr>
                 <w:rFonts w:ascii="Times New Roman" w:hAnsi="Times New Roman" w:cs="Times New Roman"/>
               </w:rPr>
-              <w:t xml:space="preserve"> %</w:t>
+              <w:t xml:space="preserve"> </w:t>
+            </w:r>
+            <w:r>
+              <w:rPr>
+                <w:rFonts w:ascii="Times New Roman" w:hAnsi="Times New Roman" w:cs="Times New Roman"/>
+              </w:rPr>
+              <w:t>2</w:t>
+            </w:r>
+            <w:r>
+              <w:rPr>
+                <w:rFonts w:ascii="Times New Roman" w:hAnsi="Times New Roman" w:cs="Times New Roman"/>
+              </w:rPr>
+              <w:t>2</w:t>
+            </w:r>
+            <w:r>
+              <w:rPr>
+                <w:rFonts w:ascii="Times New Roman" w:hAnsi="Times New Roman" w:cs="Times New Roman"/>
+              </w:rPr>
+              <w:t>%</w:t>
             </w:r>
           </w:p>
         </w:tc>
@@ -401,6 +452,14 @@
                 <w:bCs/>
               </w:rPr>
             </w:pPr>
+            <w:r>
+              <w:rPr>
+                <w:rFonts w:ascii="Times New Roman" w:hAnsi="Times New Roman" w:cs="Times New Roman"/>
+                <w:b/>
+                <w:bCs/>
+              </w:rPr>
+              <w:t>yes</w:t>
+            </w:r>
           </w:p>
         </w:tc>
       </w:tr>
@@ -574,6 +633,14 @@
                 <w:rFonts w:ascii="Times New Roman" w:hAnsi="Times New Roman" w:cs="Times New Roman"/>
               </w:rPr>
             </w:pPr>
+            <w:proofErr w:type="spellStart"/>
+            <w:r>
+              <w:rPr>
+                <w:rFonts w:ascii="Times New Roman" w:hAnsi="Times New Roman" w:cs="Times New Roman"/>
+              </w:rPr>
+              <w:t>claude</w:t>
+            </w:r>
+            <w:proofErr w:type="spellEnd"/>
           </w:p>
         </w:tc>
         <w:tc>
@@ -587,6 +654,26 @@
                 <w:rFonts w:ascii="Times New Roman" w:hAnsi="Times New Roman" w:cs="Times New Roman"/>
               </w:rPr>
             </w:pPr>
+            <w:r>
+              <w:rPr>
+                <w:rFonts w:ascii="Times New Roman" w:hAnsi="Times New Roman" w:cs="Times New Roman"/>
+              </w:rPr>
+              <w:t xml:space="preserve">Debugging, checking if I am on track and </w:t>
+            </w:r>
+            <w:proofErr w:type="spellStart"/>
+            <w:r>
+              <w:rPr>
+                <w:rFonts w:ascii="Times New Roman" w:hAnsi="Times New Roman" w:cs="Times New Roman"/>
+              </w:rPr>
+              <w:t>im</w:t>
+            </w:r>
+            <w:proofErr w:type="spellEnd"/>
+            <w:r>
+              <w:rPr>
+                <w:rFonts w:ascii="Times New Roman" w:hAnsi="Times New Roman" w:cs="Times New Roman"/>
+              </w:rPr>
+              <w:t xml:space="preserve"> doing what is write, asking for explanation on what some codes mean.</w:t>
+            </w:r>
           </w:p>
         </w:tc>
         <w:tc>
@@ -921,6 +1008,12 @@
                 <w:rFonts w:ascii="Times New Roman" w:hAnsi="Times New Roman" w:cs="Times New Roman"/>
               </w:rPr>
             </w:pPr>
+            <w:r>
+              <w:rPr>
+                <w:rFonts w:ascii="Times New Roman" w:hAnsi="Times New Roman" w:cs="Times New Roman"/>
+              </w:rPr>
+              <w:t xml:space="preserve">Yes </w:t>
+            </w:r>
           </w:p>
         </w:tc>
         <w:tc>
@@ -935,6 +1028,12 @@
                 <w:rFonts w:ascii="Times New Roman" w:hAnsi="Times New Roman" w:cs="Times New Roman"/>
               </w:rPr>
             </w:pPr>
+            <w:r>
+              <w:rPr>
+                <w:rFonts w:ascii="Times New Roman" w:hAnsi="Times New Roman" w:cs="Times New Roman"/>
+              </w:rPr>
+              <w:t>Ai evidence</w:t>
+            </w:r>
           </w:p>
         </w:tc>
       </w:tr>
@@ -954,6 +1053,7 @@
               <w:rPr>
                 <w:rFonts w:ascii="Times New Roman" w:hAnsi="Times New Roman" w:cs="Times New Roman"/>
               </w:rPr>
+              <w:lastRenderedPageBreak/>
               <w:t>Prompt history</w:t>
             </w:r>
           </w:p>
@@ -1316,6 +1416,12 @@
                 <w:rFonts w:ascii="Times New Roman" w:hAnsi="Times New Roman" w:cs="Times New Roman"/>
               </w:rPr>
             </w:pPr>
+            <w:r>
+              <w:rPr>
+                <w:rFonts w:ascii="Times New Roman" w:hAnsi="Times New Roman" w:cs="Times New Roman"/>
+              </w:rPr>
+              <w:t>yes</w:t>
+            </w:r>
           </w:p>
         </w:tc>
       </w:tr>
@@ -1349,6 +1455,12 @@
                 <w:rFonts w:ascii="Times New Roman" w:hAnsi="Times New Roman" w:cs="Times New Roman"/>
               </w:rPr>
             </w:pPr>
+            <w:r>
+              <w:rPr>
+                <w:rFonts w:ascii="Times New Roman" w:hAnsi="Times New Roman" w:cs="Times New Roman"/>
+              </w:rPr>
+              <w:t>yes</w:t>
+            </w:r>
           </w:p>
         </w:tc>
       </w:tr>
@@ -1382,6 +1494,12 @@
                 <w:rFonts w:ascii="Times New Roman" w:hAnsi="Times New Roman" w:cs="Times New Roman"/>
               </w:rPr>
             </w:pPr>
+            <w:r>
+              <w:rPr>
+                <w:rFonts w:ascii="Times New Roman" w:hAnsi="Times New Roman" w:cs="Times New Roman"/>
+              </w:rPr>
+              <w:t>yes</w:t>
+            </w:r>
           </w:p>
         </w:tc>
       </w:tr>
@@ -1415,6 +1533,12 @@
                 <w:rFonts w:ascii="Times New Roman" w:hAnsi="Times New Roman" w:cs="Times New Roman"/>
               </w:rPr>
             </w:pPr>
+            <w:r>
+              <w:rPr>
+                <w:rFonts w:ascii="Times New Roman" w:hAnsi="Times New Roman" w:cs="Times New Roman"/>
+              </w:rPr>
+              <w:t>yes</w:t>
+            </w:r>
           </w:p>
         </w:tc>
       </w:tr>
@@ -1448,6 +1572,12 @@
                 <w:rFonts w:ascii="Times New Roman" w:hAnsi="Times New Roman" w:cs="Times New Roman"/>
               </w:rPr>
             </w:pPr>
+            <w:r>
+              <w:rPr>
+                <w:rFonts w:ascii="Times New Roman" w:hAnsi="Times New Roman" w:cs="Times New Roman"/>
+              </w:rPr>
+              <w:t>yes</w:t>
+            </w:r>
           </w:p>
         </w:tc>
       </w:tr>
@@ -1480,6 +1610,12 @@
                 <w:rFonts w:ascii="Times New Roman" w:hAnsi="Times New Roman" w:cs="Times New Roman"/>
               </w:rPr>
             </w:pPr>
+            <w:r>
+              <w:rPr>
+                <w:rFonts w:ascii="Times New Roman" w:hAnsi="Times New Roman" w:cs="Times New Roman"/>
+              </w:rPr>
+              <w:t>yes</w:t>
+            </w:r>
           </w:p>
         </w:tc>
       </w:tr>
@@ -1509,7 +1645,21 @@
         <w:rPr>
           <w:rFonts w:ascii="Times New Roman" w:hAnsi="Times New Roman" w:cs="Times New Roman"/>
         </w:rPr>
-        <w:t xml:space="preserve"> ___________________________________________</w:t>
+        <w:t xml:space="preserve"> _______________</w:t>
+      </w:r>
+      <w:proofErr w:type="spellStart"/>
+      <w:r>
+        <w:rPr>
+          <w:rFonts w:ascii="Times New Roman" w:hAnsi="Times New Roman" w:cs="Times New Roman"/>
+        </w:rPr>
+        <w:t>wilson</w:t>
+      </w:r>
+      <w:proofErr w:type="spellEnd"/>
+      <w:r>
+        <w:rPr>
+          <w:rFonts w:ascii="Times New Roman" w:hAnsi="Times New Roman" w:cs="Times New Roman"/>
+        </w:rPr>
+        <w:t>____________________________</w:t>
       </w:r>
     </w:p>
     <w:p>
@@ -1530,7 +1680,32 @@
         <w:rPr>
           <w:rFonts w:ascii="Times New Roman" w:hAnsi="Times New Roman" w:cs="Times New Roman"/>
         </w:rPr>
-        <w:t xml:space="preserve"> ___________________________________________</w:t>
+        <w:t xml:space="preserve"> __________________</w:t>
+      </w:r>
+      <w:r>
+        <w:rPr>
+          <w:rFonts w:ascii="Times New Roman" w:hAnsi="Times New Roman" w:cs="Times New Roman"/>
+        </w:rPr>
+        <w:t>20</w:t>
+      </w:r>
+      <w:r>
+        <w:rPr>
+          <w:rFonts w:ascii="Times New Roman" w:hAnsi="Times New Roman" w:cs="Times New Roman"/>
+          <w:vertAlign w:val="superscript"/>
+        </w:rPr>
+        <w:t>th</w:t>
+      </w:r>
+      <w:r>
+        <w:rPr>
+          <w:rFonts w:ascii="Times New Roman" w:hAnsi="Times New Roman" w:cs="Times New Roman"/>
+        </w:rPr>
+        <w:t xml:space="preserve"> June</w:t>
+      </w:r>
+      <w:r>
+        <w:rPr>
+          <w:rFonts w:ascii="Times New Roman" w:hAnsi="Times New Roman" w:cs="Times New Roman"/>
+        </w:rPr>
+        <w:t>_________________________</w:t>
       </w:r>
     </w:p>
     <w:p>
